--- a/Unsorted/Павловск/до войны/1. Павловск до войны.docx
+++ b/Unsorted/Павловск/до войны/1. Павловск до войны.docx
@@ -1,6 +1,6 @@
 
 <file path=word/document.xml><?xml version="1.0" encoding="utf-8"?>
-<w:document xmlns:wpc="http://schemas.microsoft.com/office/word/2010/wordprocessingCanvas" xmlns:cx="http://schemas.microsoft.com/office/drawing/2014/chartex" xmlns:mc="http://schemas.openxmlformats.org/markup-compatibility/2006" xmlns:o="urn:schemas-microsoft-com:office:office" xmlns:r="http://schemas.openxmlformats.org/officeDocument/2006/relationships" xmlns:m="http://schemas.openxmlformats.org/officeDocument/2006/math" xmlns:v="urn:schemas-microsoft-com:vml" xmlns:wp14="http://schemas.microsoft.com/office/word/2010/wordprocessingDrawing" xmlns:wp="http://schemas.openxmlformats.org/drawingml/2006/wordprocessingDrawing" xmlns:w10="urn:schemas-microsoft-com:office:word" xmlns:w="http://schemas.openxmlformats.org/wordprocessingml/2006/main" xmlns:w14="http://schemas.microsoft.com/office/word/2010/wordml" xmlns:w15="http://schemas.microsoft.com/office/word/2012/wordml" xmlns:w16se="http://schemas.microsoft.com/office/word/2015/wordml/symex" xmlns:wpg="http://schemas.microsoft.com/office/word/2010/wordprocessingGroup" xmlns:wpi="http://schemas.microsoft.com/office/word/2010/wordprocessingInk" xmlns:wne="http://schemas.microsoft.com/office/word/2006/wordml" xmlns:wps="http://schemas.microsoft.com/office/word/2010/wordprocessingShape" mc:Ignorable="w14 w15 w16se wp14">
+<w:document xmlns:wpc="http://schemas.microsoft.com/office/word/2010/wordprocessingCanvas" xmlns:cx="http://schemas.microsoft.com/office/drawing/2014/chartex" xmlns:cx1="http://schemas.microsoft.com/office/drawing/2015/9/8/chartex" xmlns:mc="http://schemas.openxmlformats.org/markup-compatibility/2006" xmlns:o="urn:schemas-microsoft-com:office:office" xmlns:r="http://schemas.openxmlformats.org/officeDocument/2006/relationships" xmlns:m="http://schemas.openxmlformats.org/officeDocument/2006/math" xmlns:v="urn:schemas-microsoft-com:vml" xmlns:wp14="http://schemas.microsoft.com/office/word/2010/wordprocessingDrawing" xmlns:wp="http://schemas.openxmlformats.org/drawingml/2006/wordprocessingDrawing" xmlns:w10="urn:schemas-microsoft-com:office:word" xmlns:w="http://schemas.openxmlformats.org/wordprocessingml/2006/main" xmlns:w14="http://schemas.microsoft.com/office/word/2010/wordml" xmlns:w15="http://schemas.microsoft.com/office/word/2012/wordml" xmlns:w16se="http://schemas.microsoft.com/office/word/2015/wordml/symex" xmlns:wpg="http://schemas.microsoft.com/office/word/2010/wordprocessingGroup" xmlns:wpi="http://schemas.microsoft.com/office/word/2010/wordprocessingInk" xmlns:wne="http://schemas.microsoft.com/office/word/2006/wordml" xmlns:wps="http://schemas.microsoft.com/office/word/2010/wordprocessingShape" mc:Ignorable="w14 w15 w16se wp14">
   <w:body>
     <w:p>
       <w:pPr>
@@ -22,7 +22,27 @@
           <w:sz w:val="24"/>
           <w:szCs w:val="24"/>
         </w:rPr>
-        <w:t>ПАВЛОВСК ДО ВОЙНЫ: Императорская резиденция гармонии и уединения</w:t>
+        <w:t>Павловск до войны</w:t>
+      </w:r>
+      <w:r>
+        <w:rPr>
+          <w:rFonts w:ascii="Times New Roman" w:hAnsi="Times New Roman" w:cs="Times New Roman"/>
+          <w:b/>
+          <w:bCs/>
+          <w:sz w:val="24"/>
+          <w:szCs w:val="24"/>
+        </w:rPr>
+        <w:t>.</w:t>
+      </w:r>
+      <w:r>
+        <w:rPr>
+          <w:rFonts w:ascii="Times New Roman" w:hAnsi="Times New Roman" w:cs="Times New Roman"/>
+          <w:b/>
+          <w:bCs/>
+          <w:sz w:val="24"/>
+          <w:szCs w:val="24"/>
+        </w:rPr>
+        <w:t xml:space="preserve"> Императорская резиденция гармонии и уединения</w:t>
       </w:r>
     </w:p>
     <w:p>
@@ -53,355 +73,621 @@
           <w:sz w:val="24"/>
           <w:szCs w:val="24"/>
         </w:rPr>
-        <w:t>К началу ХХ века Павловск представлял собой один из самых изысканных дворцово-парковых ансамблей Европы, сформировавшийся как императорская резиденция, где облик дворца, интерьеры и пейзажный парк были задуманы как единое художественное целое. Созданный для наследника престола Павла Петровича и его супруги Марии Фёдоровны, ансамбль вобрал в себя лучшие черты классицизма и раннего романтизма. Довоенные фотографии и акварели фиксируют ту тонкую гармонию, в которой архитектура, интерьер и парк существовали в состоян</w:t>
-      </w:r>
-      <w:r>
-        <w:rPr>
-          <w:rFonts w:ascii="Times New Roman" w:hAnsi="Times New Roman" w:cs="Times New Roman"/>
-          <w:sz w:val="24"/>
-          <w:szCs w:val="24"/>
-        </w:rPr>
-        <w:t>ии почти идеальной сохранности.</w:t>
-      </w:r>
+        <w:t xml:space="preserve">Павловский дворец, созданный </w:t>
+      </w:r>
+      <w:r>
+        <w:rPr>
+          <w:rFonts w:ascii="Times New Roman" w:hAnsi="Times New Roman" w:cs="Times New Roman"/>
+          <w:sz w:val="24"/>
+          <w:szCs w:val="24"/>
+        </w:rPr>
+        <w:t>для наследника престола Павла Петровича и его супруги Марии Фёдоровны</w:t>
+      </w:r>
+      <w:r>
+        <w:rPr>
+          <w:rFonts w:ascii="Times New Roman" w:hAnsi="Times New Roman" w:cs="Times New Roman"/>
+          <w:sz w:val="24"/>
+          <w:szCs w:val="24"/>
+        </w:rPr>
+        <w:t>,</w:t>
+      </w:r>
+      <w:r>
+        <w:rPr>
+          <w:rFonts w:ascii="Times New Roman" w:hAnsi="Times New Roman" w:cs="Times New Roman"/>
+          <w:sz w:val="24"/>
+          <w:szCs w:val="24"/>
+        </w:rPr>
+        <w:t xml:space="preserve"> </w:t>
+      </w:r>
+      <w:r>
+        <w:rPr>
+          <w:rFonts w:ascii="Times New Roman" w:hAnsi="Times New Roman" w:cs="Times New Roman"/>
+          <w:sz w:val="24"/>
+          <w:szCs w:val="24"/>
+        </w:rPr>
+        <w:t>памятник архитектуры XVIII-</w:t>
+      </w:r>
+      <w:r>
+        <w:rPr>
+          <w:rFonts w:ascii="Times New Roman" w:hAnsi="Times New Roman" w:cs="Times New Roman"/>
+          <w:sz w:val="24"/>
+          <w:szCs w:val="24"/>
+        </w:rPr>
+        <w:t>первой трети XIX веков</w:t>
+      </w:r>
+      <w:r>
+        <w:rPr>
+          <w:rFonts w:ascii="Times New Roman" w:hAnsi="Times New Roman" w:cs="Times New Roman"/>
+          <w:sz w:val="24"/>
+          <w:szCs w:val="24"/>
+        </w:rPr>
+        <w:t xml:space="preserve"> </w:t>
+      </w:r>
+      <w:r>
+        <w:rPr>
+          <w:rFonts w:ascii="Times New Roman" w:hAnsi="Times New Roman" w:cs="Times New Roman"/>
+          <w:sz w:val="24"/>
+          <w:szCs w:val="24"/>
+        </w:rPr>
+        <w:t>представлял собой один из самых изысканных дворцово-парковых ансамблей Европы</w:t>
+      </w:r>
+      <w:r>
+        <w:rPr>
+          <w:rFonts w:ascii="Times New Roman" w:hAnsi="Times New Roman" w:cs="Times New Roman"/>
+          <w:sz w:val="24"/>
+          <w:szCs w:val="24"/>
+        </w:rPr>
+        <w:t xml:space="preserve">. </w:t>
+      </w:r>
+      <w:r>
+        <w:rPr>
+          <w:rFonts w:ascii="Times New Roman" w:hAnsi="Times New Roman" w:cs="Times New Roman"/>
+          <w:sz w:val="24"/>
+          <w:szCs w:val="24"/>
+        </w:rPr>
+        <w:t>Внутреннюю</w:t>
+      </w:r>
+      <w:r>
+        <w:rPr>
+          <w:rFonts w:ascii="Times New Roman" w:hAnsi="Times New Roman" w:cs="Times New Roman"/>
+          <w:sz w:val="24"/>
+          <w:szCs w:val="24"/>
+        </w:rPr>
+        <w:t xml:space="preserve"> </w:t>
+      </w:r>
+      <w:r>
+        <w:rPr>
+          <w:rFonts w:ascii="Times New Roman" w:hAnsi="Times New Roman" w:cs="Times New Roman"/>
+          <w:sz w:val="24"/>
+          <w:szCs w:val="24"/>
+        </w:rPr>
+        <w:t xml:space="preserve">основу </w:t>
+      </w:r>
+      <w:r>
+        <w:rPr>
+          <w:rFonts w:ascii="Times New Roman" w:hAnsi="Times New Roman" w:cs="Times New Roman"/>
+          <w:sz w:val="24"/>
+          <w:szCs w:val="24"/>
+        </w:rPr>
+        <w:t xml:space="preserve">дворца составляли парадные залы и анфилады, отражающие разные этапы формирования ансамбля. </w:t>
+      </w:r>
+      <w:r>
+        <w:rPr>
+          <w:rFonts w:ascii="Times New Roman" w:hAnsi="Times New Roman" w:cs="Times New Roman"/>
+          <w:bCs/>
+          <w:sz w:val="24"/>
+          <w:szCs w:val="24"/>
+        </w:rPr>
+        <w:t>Греческий зал</w:t>
+      </w:r>
+      <w:r>
+        <w:rPr>
+          <w:rFonts w:ascii="Times New Roman" w:hAnsi="Times New Roman" w:cs="Times New Roman"/>
+          <w:sz w:val="24"/>
+          <w:szCs w:val="24"/>
+        </w:rPr>
+        <w:t xml:space="preserve"> с его стройной колоннадой и светлой цветовой гаммой был одним из наиболее торжественных помещений дворца</w:t>
+      </w:r>
+      <w:r>
+        <w:rPr>
+          <w:rFonts w:ascii="Times New Roman" w:hAnsi="Times New Roman" w:cs="Times New Roman"/>
+          <w:sz w:val="24"/>
+          <w:szCs w:val="24"/>
+        </w:rPr>
+        <w:t>,</w:t>
+      </w:r>
+      <w:r>
+        <w:rPr>
+          <w:rFonts w:ascii="Times New Roman" w:hAnsi="Times New Roman" w:cs="Times New Roman"/>
+          <w:sz w:val="24"/>
+          <w:szCs w:val="24"/>
+        </w:rPr>
+        <w:t xml:space="preserve"> </w:t>
+      </w:r>
+      <w:r>
+        <w:rPr>
+          <w:rFonts w:ascii="Times New Roman" w:hAnsi="Times New Roman" w:cs="Times New Roman"/>
+          <w:sz w:val="24"/>
+          <w:szCs w:val="24"/>
+        </w:rPr>
+        <w:t>г</w:t>
+      </w:r>
+      <w:r>
+        <w:rPr>
+          <w:rFonts w:ascii="Times New Roman" w:hAnsi="Times New Roman" w:cs="Times New Roman"/>
+          <w:bCs/>
+          <w:sz w:val="24"/>
+          <w:szCs w:val="24"/>
+        </w:rPr>
+        <w:t>алерея Гонзаго</w:t>
+      </w:r>
+      <w:r>
+        <w:rPr>
+          <w:rFonts w:ascii="Times New Roman" w:hAnsi="Times New Roman" w:cs="Times New Roman"/>
+          <w:bCs/>
+          <w:sz w:val="24"/>
+          <w:szCs w:val="24"/>
+        </w:rPr>
+        <w:t xml:space="preserve"> </w:t>
+      </w:r>
+      <w:r>
+        <w:rPr>
+          <w:rFonts w:ascii="Times New Roman" w:hAnsi="Times New Roman" w:cs="Times New Roman"/>
+          <w:sz w:val="24"/>
+          <w:szCs w:val="24"/>
+        </w:rPr>
+        <w:t xml:space="preserve">с её иллюзорными перспективами </w:t>
+      </w:r>
+      <w:r>
+        <w:rPr>
+          <w:rFonts w:ascii="Times New Roman" w:hAnsi="Times New Roman" w:cs="Times New Roman"/>
+          <w:sz w:val="24"/>
+          <w:szCs w:val="24"/>
+        </w:rPr>
+        <w:t>и сложной живописной программой</w:t>
+      </w:r>
+      <w:r>
+        <w:rPr>
+          <w:rFonts w:ascii="Times New Roman" w:hAnsi="Times New Roman" w:cs="Times New Roman"/>
+          <w:sz w:val="24"/>
+          <w:szCs w:val="24"/>
+        </w:rPr>
+        <w:t xml:space="preserve"> соединяла архитектуру и театральную сценографию</w:t>
+      </w:r>
+      <w:r>
+        <w:rPr>
+          <w:rFonts w:ascii="Times New Roman" w:hAnsi="Times New Roman" w:cs="Times New Roman"/>
+          <w:sz w:val="24"/>
+          <w:szCs w:val="24"/>
+        </w:rPr>
+        <w:t>, Т</w:t>
+      </w:r>
+      <w:r>
+        <w:rPr>
+          <w:rFonts w:ascii="Times New Roman" w:hAnsi="Times New Roman" w:cs="Times New Roman"/>
+          <w:bCs/>
+          <w:sz w:val="24"/>
+          <w:szCs w:val="24"/>
+        </w:rPr>
+        <w:t>ронный зал</w:t>
+      </w:r>
+      <w:r>
+        <w:rPr>
+          <w:rFonts w:ascii="Times New Roman" w:hAnsi="Times New Roman" w:cs="Times New Roman"/>
+          <w:sz w:val="24"/>
+          <w:szCs w:val="24"/>
+        </w:rPr>
+        <w:t xml:space="preserve"> </w:t>
+      </w:r>
+      <w:r>
+        <w:rPr>
+          <w:rFonts w:ascii="Times New Roman" w:hAnsi="Times New Roman" w:cs="Times New Roman"/>
+          <w:sz w:val="24"/>
+          <w:szCs w:val="24"/>
+        </w:rPr>
+        <w:t xml:space="preserve">с золочёной резьбой, живописным плафоном и парадной меблировкой, </w:t>
+      </w:r>
+      <w:r>
+        <w:rPr>
+          <w:rFonts w:ascii="Times New Roman" w:hAnsi="Times New Roman" w:cs="Times New Roman"/>
+          <w:bCs/>
+          <w:sz w:val="24"/>
+          <w:szCs w:val="24"/>
+        </w:rPr>
+        <w:t>Итальянская галерея</w:t>
+      </w:r>
+      <w:r>
+        <w:rPr>
+          <w:rFonts w:ascii="Times New Roman" w:hAnsi="Times New Roman" w:cs="Times New Roman"/>
+          <w:sz w:val="24"/>
+          <w:szCs w:val="24"/>
+        </w:rPr>
+        <w:t>, воспроизводившая мотивы южно</w:t>
+      </w:r>
+      <w:r>
+        <w:rPr>
+          <w:rFonts w:ascii="Times New Roman" w:hAnsi="Times New Roman" w:cs="Times New Roman"/>
+          <w:sz w:val="24"/>
+          <w:szCs w:val="24"/>
+        </w:rPr>
+        <w:t>-</w:t>
+      </w:r>
+      <w:r>
+        <w:rPr>
+          <w:rFonts w:ascii="Times New Roman" w:hAnsi="Times New Roman" w:cs="Times New Roman"/>
+          <w:sz w:val="24"/>
+          <w:szCs w:val="24"/>
+        </w:rPr>
+        <w:t>европейской архитектуры</w:t>
+      </w:r>
+      <w:r>
+        <w:rPr>
+          <w:rFonts w:ascii="Times New Roman" w:hAnsi="Times New Roman" w:cs="Times New Roman"/>
+          <w:sz w:val="24"/>
+          <w:szCs w:val="24"/>
+        </w:rPr>
+        <w:t>, с</w:t>
+      </w:r>
+      <w:r>
+        <w:rPr>
+          <w:rFonts w:ascii="Times New Roman" w:hAnsi="Times New Roman" w:cs="Times New Roman"/>
+          <w:bCs/>
+          <w:sz w:val="24"/>
+          <w:szCs w:val="24"/>
+        </w:rPr>
+        <w:t>толовая Камерона</w:t>
+      </w:r>
+      <w:r>
+        <w:rPr>
+          <w:rFonts w:ascii="Times New Roman" w:hAnsi="Times New Roman" w:cs="Times New Roman"/>
+          <w:sz w:val="24"/>
+          <w:szCs w:val="24"/>
+        </w:rPr>
+        <w:t xml:space="preserve"> демонстрировала</w:t>
+      </w:r>
+      <w:r>
+        <w:rPr>
+          <w:rFonts w:ascii="Times New Roman" w:hAnsi="Times New Roman" w:cs="Times New Roman"/>
+          <w:sz w:val="24"/>
+          <w:szCs w:val="24"/>
+        </w:rPr>
+        <w:t xml:space="preserve"> образцовый английский не</w:t>
+      </w:r>
+      <w:r>
+        <w:rPr>
+          <w:rFonts w:ascii="Times New Roman" w:hAnsi="Times New Roman" w:cs="Times New Roman"/>
+          <w:sz w:val="24"/>
+          <w:szCs w:val="24"/>
+        </w:rPr>
+        <w:t>оклассицизм в русском прочтении, б</w:t>
+      </w:r>
+      <w:r>
+        <w:rPr>
+          <w:rFonts w:ascii="Times New Roman" w:hAnsi="Times New Roman" w:cs="Times New Roman"/>
+          <w:bCs/>
+          <w:sz w:val="24"/>
+          <w:szCs w:val="24"/>
+        </w:rPr>
+        <w:t>иблиотека и кабинет Павла I</w:t>
+      </w:r>
+      <w:r>
+        <w:rPr>
+          <w:rFonts w:ascii="Times New Roman" w:hAnsi="Times New Roman" w:cs="Times New Roman"/>
+          <w:sz w:val="24"/>
+          <w:szCs w:val="24"/>
+        </w:rPr>
+        <w:t xml:space="preserve"> сохранили</w:t>
+      </w:r>
+      <w:r>
+        <w:rPr>
+          <w:rFonts w:ascii="Times New Roman" w:hAnsi="Times New Roman" w:cs="Times New Roman"/>
+          <w:sz w:val="24"/>
+          <w:szCs w:val="24"/>
+        </w:rPr>
+        <w:t xml:space="preserve"> память о личности владельца и его интересах. </w:t>
+      </w:r>
+    </w:p>
+    <w:p>
+      <w:pPr>
+        <w:spacing w:after="0" w:line="360" w:lineRule="auto"/>
+        <w:ind w:firstLine="708"/>
+        <w:jc w:val="both"/>
+        <w:rPr>
+          <w:rFonts w:ascii="Times New Roman" w:hAnsi="Times New Roman" w:cs="Times New Roman"/>
+          <w:sz w:val="24"/>
+          <w:szCs w:val="24"/>
+        </w:rPr>
+      </w:pPr>
+      <w:r>
+        <w:rPr>
+          <w:rFonts w:ascii="Times New Roman" w:hAnsi="Times New Roman" w:cs="Times New Roman"/>
+          <w:sz w:val="24"/>
+          <w:szCs w:val="24"/>
+        </w:rPr>
+        <w:t xml:space="preserve">Павловский парк </w:t>
+      </w:r>
+      <w:r>
+        <w:rPr>
+          <w:rFonts w:ascii="Times New Roman" w:hAnsi="Times New Roman" w:cs="Times New Roman"/>
+          <w:sz w:val="24"/>
+          <w:szCs w:val="24"/>
+        </w:rPr>
+        <w:t xml:space="preserve">не менее значимая часть ансамбля, чем сам дворец. Проектировал роскошный сад Камерон, а над ландшафтами работали </w:t>
+      </w:r>
+      <w:proofErr w:type="spellStart"/>
+      <w:r>
+        <w:rPr>
+          <w:rFonts w:ascii="Times New Roman" w:hAnsi="Times New Roman" w:cs="Times New Roman"/>
+          <w:sz w:val="24"/>
+          <w:szCs w:val="24"/>
+        </w:rPr>
+        <w:t>Гонзага</w:t>
+      </w:r>
+      <w:proofErr w:type="spellEnd"/>
+      <w:r>
+        <w:rPr>
+          <w:rFonts w:ascii="Times New Roman" w:hAnsi="Times New Roman" w:cs="Times New Roman"/>
+          <w:sz w:val="24"/>
+          <w:szCs w:val="24"/>
+        </w:rPr>
+        <w:t>, Бренна и А.</w:t>
+      </w:r>
+      <w:r>
+        <w:rPr>
+          <w:rFonts w:ascii="Times New Roman" w:hAnsi="Times New Roman" w:cs="Times New Roman"/>
+          <w:sz w:val="24"/>
+          <w:szCs w:val="24"/>
+        </w:rPr>
+        <w:t xml:space="preserve"> Воронихин. Территория разделена на семь участков-районов, различных по настроению и композиции. В каждом есть свои парковые объекты: изящные каменные мосты, тенистые аллеи, беседки и памятники. </w:t>
+      </w:r>
+      <w:r>
+        <w:rPr>
+          <w:rFonts w:ascii="Times New Roman" w:hAnsi="Times New Roman" w:cs="Times New Roman"/>
+          <w:sz w:val="24"/>
+          <w:szCs w:val="24"/>
+        </w:rPr>
+        <w:t xml:space="preserve">В </w:t>
+      </w:r>
+      <w:proofErr w:type="spellStart"/>
+      <w:r>
+        <w:rPr>
+          <w:rFonts w:ascii="Times New Roman" w:hAnsi="Times New Roman" w:cs="Times New Roman"/>
+          <w:sz w:val="24"/>
+          <w:szCs w:val="24"/>
+        </w:rPr>
+        <w:t>Придворцовом</w:t>
+      </w:r>
+      <w:proofErr w:type="spellEnd"/>
+      <w:r>
+        <w:rPr>
+          <w:rFonts w:ascii="Times New Roman" w:hAnsi="Times New Roman" w:cs="Times New Roman"/>
+          <w:sz w:val="24"/>
+          <w:szCs w:val="24"/>
+        </w:rPr>
+        <w:t xml:space="preserve"> районе расположена любимая терраса Павла I — Павильон трёх граций</w:t>
+      </w:r>
+      <w:r>
+        <w:rPr>
+          <w:rFonts w:ascii="Times New Roman" w:hAnsi="Times New Roman" w:cs="Times New Roman"/>
+          <w:sz w:val="24"/>
+          <w:szCs w:val="24"/>
+        </w:rPr>
+        <w:t xml:space="preserve">. </w:t>
+      </w:r>
+      <w:r>
+        <w:rPr>
+          <w:rFonts w:ascii="Times New Roman" w:hAnsi="Times New Roman" w:cs="Times New Roman"/>
+          <w:sz w:val="24"/>
+          <w:szCs w:val="24"/>
+        </w:rPr>
+        <w:t xml:space="preserve">В Долине реки Славянки </w:t>
+      </w:r>
+      <w:r>
+        <w:rPr>
+          <w:rFonts w:ascii="Times New Roman" w:hAnsi="Times New Roman" w:cs="Times New Roman"/>
+          <w:sz w:val="24"/>
+          <w:szCs w:val="24"/>
+        </w:rPr>
+        <w:t>- романтические руины Колоннады Аполлона. Н</w:t>
+      </w:r>
+      <w:r>
+        <w:rPr>
+          <w:rFonts w:ascii="Times New Roman" w:hAnsi="Times New Roman" w:cs="Times New Roman"/>
+          <w:sz w:val="24"/>
+          <w:szCs w:val="24"/>
+        </w:rPr>
+        <w:t>а границе районов Старая Сильвия, Парадное поле и Белая берёза высится</w:t>
+      </w:r>
+      <w:r>
+        <w:rPr>
+          <w:rFonts w:ascii="Times New Roman" w:hAnsi="Times New Roman" w:cs="Times New Roman"/>
+          <w:sz w:val="24"/>
+          <w:szCs w:val="24"/>
+        </w:rPr>
+        <w:t xml:space="preserve"> Розовый павильон - и</w:t>
+      </w:r>
+      <w:r>
+        <w:rPr>
+          <w:rFonts w:ascii="Times New Roman" w:hAnsi="Times New Roman" w:cs="Times New Roman"/>
+          <w:sz w:val="24"/>
+          <w:szCs w:val="24"/>
+        </w:rPr>
+        <w:t>зящная деревянная постройка с небольшим куполом</w:t>
+      </w:r>
+      <w:r>
+        <w:rPr>
+          <w:rFonts w:ascii="Times New Roman" w:hAnsi="Times New Roman" w:cs="Times New Roman"/>
+          <w:sz w:val="24"/>
+          <w:szCs w:val="24"/>
+        </w:rPr>
+        <w:t>.</w:t>
+      </w:r>
+    </w:p>
+    <w:p>
+      <w:pPr>
+        <w:spacing w:after="0" w:line="360" w:lineRule="auto"/>
+        <w:ind w:firstLine="709"/>
+        <w:jc w:val="both"/>
+        <w:rPr>
+          <w:rFonts w:ascii="Times New Roman" w:hAnsi="Times New Roman" w:cs="Times New Roman"/>
+          <w:sz w:val="24"/>
+          <w:szCs w:val="24"/>
+        </w:rPr>
+      </w:pPr>
+      <w:r>
+        <w:rPr>
+          <w:rFonts w:ascii="Times New Roman" w:hAnsi="Times New Roman" w:cs="Times New Roman"/>
+          <w:sz w:val="24"/>
+          <w:szCs w:val="24"/>
+        </w:rPr>
+        <w:t>С июня 1918 года Павловский дворец и парк были преобразованы в государственный музей.</w:t>
+      </w:r>
+      <w:r>
+        <w:rPr>
+          <w:rFonts w:ascii="Times New Roman" w:hAnsi="Times New Roman" w:cs="Times New Roman"/>
+          <w:sz w:val="24"/>
+          <w:szCs w:val="24"/>
+        </w:rPr>
+        <w:t xml:space="preserve"> </w:t>
+      </w:r>
+      <w:r>
+        <w:rPr>
+          <w:rFonts w:ascii="Times New Roman" w:hAnsi="Times New Roman" w:cs="Times New Roman"/>
+          <w:sz w:val="24"/>
+          <w:szCs w:val="24"/>
+        </w:rPr>
+        <w:t xml:space="preserve">С осени 1918 по 1924 год </w:t>
+      </w:r>
+      <w:r>
+        <w:rPr>
+          <w:rFonts w:ascii="Times New Roman" w:hAnsi="Times New Roman" w:cs="Times New Roman"/>
+          <w:sz w:val="24"/>
+          <w:szCs w:val="24"/>
+        </w:rPr>
+        <w:t>во дворце-музее</w:t>
+      </w:r>
+      <w:r>
+        <w:rPr>
+          <w:rFonts w:ascii="Times New Roman" w:hAnsi="Times New Roman" w:cs="Times New Roman"/>
+          <w:sz w:val="24"/>
+          <w:szCs w:val="24"/>
+        </w:rPr>
+        <w:t xml:space="preserve"> «Павловск» </w:t>
+      </w:r>
+      <w:r>
+        <w:rPr>
+          <w:rFonts w:ascii="Times New Roman" w:hAnsi="Times New Roman" w:cs="Times New Roman"/>
+          <w:sz w:val="24"/>
+          <w:szCs w:val="24"/>
+        </w:rPr>
+        <w:t xml:space="preserve">были открыты новые экспозиции </w:t>
+      </w:r>
+      <w:r>
+        <w:rPr>
+          <w:rFonts w:ascii="Times New Roman" w:hAnsi="Times New Roman" w:cs="Times New Roman"/>
+          <w:sz w:val="24"/>
+          <w:szCs w:val="24"/>
+        </w:rPr>
+        <w:t>из коллекций музея, проводил</w:t>
+      </w:r>
+      <w:r>
+        <w:rPr>
+          <w:rFonts w:ascii="Times New Roman" w:hAnsi="Times New Roman" w:cs="Times New Roman"/>
+          <w:sz w:val="24"/>
+          <w:szCs w:val="24"/>
+        </w:rPr>
+        <w:t>ась регулярная работа</w:t>
+      </w:r>
+      <w:r>
+        <w:rPr>
+          <w:rFonts w:ascii="Times New Roman" w:hAnsi="Times New Roman" w:cs="Times New Roman"/>
+          <w:sz w:val="24"/>
+          <w:szCs w:val="24"/>
+        </w:rPr>
+        <w:t xml:space="preserve"> по реставрации павильонов. Это был наиболее плодотворный период работы музея. </w:t>
+      </w:r>
+    </w:p>
+    <w:p>
+      <w:pPr>
+        <w:spacing w:after="0" w:line="360" w:lineRule="auto"/>
+        <w:ind w:firstLine="709"/>
+        <w:jc w:val="both"/>
+        <w:rPr>
+          <w:rFonts w:ascii="Times New Roman" w:hAnsi="Times New Roman" w:cs="Times New Roman"/>
+          <w:sz w:val="24"/>
+          <w:szCs w:val="28"/>
+        </w:rPr>
+      </w:pPr>
+      <w:r>
+        <w:rPr>
+          <w:rFonts w:ascii="Times New Roman" w:hAnsi="Times New Roman" w:cs="Times New Roman"/>
+          <w:sz w:val="24"/>
+          <w:szCs w:val="24"/>
+        </w:rPr>
+        <w:t xml:space="preserve">Накануне </w:t>
+      </w:r>
+      <w:r>
+        <w:rPr>
+          <w:rFonts w:ascii="Times New Roman" w:hAnsi="Times New Roman" w:cs="Times New Roman"/>
+          <w:sz w:val="24"/>
+          <w:szCs w:val="24"/>
+        </w:rPr>
+        <w:t xml:space="preserve">войны </w:t>
+      </w:r>
+      <w:r>
+        <w:rPr>
+          <w:rFonts w:ascii="Times New Roman" w:hAnsi="Times New Roman" w:cs="Times New Roman"/>
+          <w:sz w:val="24"/>
+          <w:szCs w:val="24"/>
+        </w:rPr>
+        <w:t xml:space="preserve">Павловск представлял собой завершённый, выверенный, гармоничный ансамбль, где дворец, интерьеры, парк и памятники образовывали единый художественно-исторический комплекс. </w:t>
+      </w:r>
+      <w:r>
+        <w:rPr>
+          <w:rFonts w:ascii="Times New Roman" w:hAnsi="Times New Roman" w:cs="Times New Roman"/>
+          <w:sz w:val="24"/>
+          <w:szCs w:val="28"/>
+        </w:rPr>
+        <w:t xml:space="preserve">Здесь </w:t>
+      </w:r>
+      <w:r>
+        <w:rPr>
+          <w:rFonts w:ascii="Times New Roman" w:hAnsi="Times New Roman" w:cs="Times New Roman"/>
+          <w:sz w:val="24"/>
+          <w:szCs w:val="28"/>
+        </w:rPr>
+        <w:t xml:space="preserve">проводились экскурсии и лекции, планировалось начать реставрацию некоторых парковых сооружений, готовились новые художественно-исторические выставки из музейных фондов. </w:t>
+      </w:r>
+    </w:p>
+    <w:p>
+      <w:pPr>
+        <w:spacing w:after="0" w:line="360" w:lineRule="auto"/>
+        <w:ind w:firstLine="708"/>
+        <w:jc w:val="both"/>
+        <w:rPr>
+          <w:rFonts w:ascii="Times New Roman" w:hAnsi="Times New Roman" w:cs="Times New Roman"/>
+          <w:sz w:val="24"/>
+          <w:szCs w:val="24"/>
+        </w:rPr>
+      </w:pPr>
+    </w:p>
+    <w:p>
+      <w:pPr>
+        <w:spacing w:after="0" w:line="360" w:lineRule="auto"/>
+        <w:ind w:firstLine="709"/>
+        <w:jc w:val="both"/>
+        <w:rPr>
+          <w:rFonts w:ascii="Times New Roman" w:hAnsi="Times New Roman" w:cs="Times New Roman"/>
+          <w:sz w:val="24"/>
+          <w:szCs w:val="24"/>
+        </w:rPr>
+      </w:pPr>
       <w:bookmarkStart w:id="0" w:name="_GoBack"/>
       <w:bookmarkEnd w:id="0"/>
     </w:p>
     <w:p>
       <w:pPr>
         <w:spacing w:after="0" w:line="360" w:lineRule="auto"/>
-        <w:ind w:firstLine="709"/>
-        <w:jc w:val="both"/>
-        <w:rPr>
-          <w:rFonts w:ascii="Times New Roman" w:hAnsi="Times New Roman" w:cs="Times New Roman"/>
-          <w:sz w:val="24"/>
-          <w:szCs w:val="24"/>
-        </w:rPr>
-      </w:pPr>
-      <w:r>
-        <w:rPr>
-          <w:rFonts w:ascii="Times New Roman" w:hAnsi="Times New Roman" w:cs="Times New Roman"/>
-          <w:sz w:val="24"/>
-          <w:szCs w:val="24"/>
-        </w:rPr>
-        <w:t xml:space="preserve">Внутреннее ядро дворца составляли парадные залы и анфилады, отражающие разные этапы формирования ансамбля. </w:t>
-      </w:r>
-      <w:r>
-        <w:rPr>
-          <w:rFonts w:ascii="Times New Roman" w:hAnsi="Times New Roman" w:cs="Times New Roman"/>
-          <w:bCs/>
-          <w:sz w:val="24"/>
-          <w:szCs w:val="24"/>
-        </w:rPr>
-        <w:t>Греческий зал</w:t>
-      </w:r>
-      <w:r>
-        <w:rPr>
-          <w:rFonts w:ascii="Times New Roman" w:hAnsi="Times New Roman" w:cs="Times New Roman"/>
-          <w:sz w:val="24"/>
-          <w:szCs w:val="24"/>
-        </w:rPr>
-        <w:t xml:space="preserve"> с его стройной колоннадой и светлой цветовой гаммой был одним из наиболее торжественных помещений дворца — пространством, где классический ордер и пластика скульптуры образовывали строгий и вместе с тем праздничный интерьер. </w:t>
-      </w:r>
-      <w:r>
-        <w:rPr>
-          <w:rFonts w:ascii="Times New Roman" w:hAnsi="Times New Roman" w:cs="Times New Roman"/>
-          <w:bCs/>
-          <w:sz w:val="24"/>
-          <w:szCs w:val="24"/>
-        </w:rPr>
-        <w:t>Галерея Гонзаго</w:t>
-      </w:r>
-      <w:r>
-        <w:rPr>
-          <w:rFonts w:ascii="Times New Roman" w:hAnsi="Times New Roman" w:cs="Times New Roman"/>
-          <w:sz w:val="24"/>
-          <w:szCs w:val="24"/>
-        </w:rPr>
-        <w:t xml:space="preserve">, оформленная с участием великого театрального художника </w:t>
-      </w:r>
-      <w:proofErr w:type="spellStart"/>
-      <w:r>
-        <w:rPr>
-          <w:rFonts w:ascii="Times New Roman" w:hAnsi="Times New Roman" w:cs="Times New Roman"/>
-          <w:sz w:val="24"/>
-          <w:szCs w:val="24"/>
-        </w:rPr>
-        <w:t>Пьетро</w:t>
-      </w:r>
-      <w:proofErr w:type="spellEnd"/>
-      <w:r>
-        <w:rPr>
-          <w:rFonts w:ascii="Times New Roman" w:hAnsi="Times New Roman" w:cs="Times New Roman"/>
-          <w:sz w:val="24"/>
-          <w:szCs w:val="24"/>
-        </w:rPr>
-        <w:t xml:space="preserve"> </w:t>
-      </w:r>
-      <w:proofErr w:type="spellStart"/>
-      <w:r>
-        <w:rPr>
-          <w:rFonts w:ascii="Times New Roman" w:hAnsi="Times New Roman" w:cs="Times New Roman"/>
-          <w:sz w:val="24"/>
-          <w:szCs w:val="24"/>
-        </w:rPr>
-        <w:t>ди</w:t>
-      </w:r>
-      <w:proofErr w:type="spellEnd"/>
-      <w:r>
-        <w:rPr>
-          <w:rFonts w:ascii="Times New Roman" w:hAnsi="Times New Roman" w:cs="Times New Roman"/>
-          <w:sz w:val="24"/>
-          <w:szCs w:val="24"/>
-        </w:rPr>
-        <w:t xml:space="preserve"> </w:t>
-      </w:r>
-      <w:proofErr w:type="spellStart"/>
-      <w:r>
-        <w:rPr>
-          <w:rFonts w:ascii="Times New Roman" w:hAnsi="Times New Roman" w:cs="Times New Roman"/>
-          <w:sz w:val="24"/>
-          <w:szCs w:val="24"/>
-        </w:rPr>
-        <w:t>Готтардо</w:t>
-      </w:r>
-      <w:proofErr w:type="spellEnd"/>
-      <w:r>
-        <w:rPr>
-          <w:rFonts w:ascii="Times New Roman" w:hAnsi="Times New Roman" w:cs="Times New Roman"/>
-          <w:sz w:val="24"/>
-          <w:szCs w:val="24"/>
-        </w:rPr>
-        <w:t xml:space="preserve"> Гонзаго, с её иллюзорными перспективами и сложной живописной программой, соединяла архитектуру и театральную сценографию, превращая прогулку в пространстве в визуальное «представление». </w:t>
-      </w:r>
-      <w:r>
-        <w:rPr>
-          <w:rFonts w:ascii="Times New Roman" w:hAnsi="Times New Roman" w:cs="Times New Roman"/>
-          <w:bCs/>
-          <w:sz w:val="24"/>
-          <w:szCs w:val="24"/>
-        </w:rPr>
-        <w:t>Тронный зал</w:t>
-      </w:r>
-      <w:r>
-        <w:rPr>
-          <w:rFonts w:ascii="Times New Roman" w:hAnsi="Times New Roman" w:cs="Times New Roman"/>
-          <w:sz w:val="24"/>
-          <w:szCs w:val="24"/>
-        </w:rPr>
-        <w:t xml:space="preserve"> являл собой вершину представительного декора, где сочетались золочёная резьба, живопись плафона и парадная меблировка. Не менее значительна была </w:t>
-      </w:r>
-      <w:r>
-        <w:rPr>
-          <w:rFonts w:ascii="Times New Roman" w:hAnsi="Times New Roman" w:cs="Times New Roman"/>
-          <w:bCs/>
-          <w:sz w:val="24"/>
-          <w:szCs w:val="24"/>
-        </w:rPr>
-        <w:t>Итальянская галерея</w:t>
-      </w:r>
-      <w:r>
-        <w:rPr>
-          <w:rFonts w:ascii="Times New Roman" w:hAnsi="Times New Roman" w:cs="Times New Roman"/>
-          <w:sz w:val="24"/>
-          <w:szCs w:val="24"/>
-        </w:rPr>
-        <w:t xml:space="preserve">, воспроизводившая мотивы </w:t>
-      </w:r>
-      <w:proofErr w:type="spellStart"/>
-      <w:r>
-        <w:rPr>
-          <w:rFonts w:ascii="Times New Roman" w:hAnsi="Times New Roman" w:cs="Times New Roman"/>
-          <w:sz w:val="24"/>
-          <w:szCs w:val="24"/>
-        </w:rPr>
-        <w:t>южноевропейской</w:t>
-      </w:r>
-      <w:proofErr w:type="spellEnd"/>
-      <w:r>
-        <w:rPr>
-          <w:rFonts w:ascii="Times New Roman" w:hAnsi="Times New Roman" w:cs="Times New Roman"/>
-          <w:sz w:val="24"/>
-          <w:szCs w:val="24"/>
-        </w:rPr>
-        <w:t xml:space="preserve"> архитектуры и служившая одним из ключевых переходов внутри дворцового комплекса</w:t>
-      </w:r>
-      <w:r>
-        <w:rPr>
-          <w:rFonts w:ascii="Times New Roman" w:hAnsi="Times New Roman" w:cs="Times New Roman"/>
-          <w:sz w:val="24"/>
-          <w:szCs w:val="24"/>
-        </w:rPr>
-        <w:t>. Интерьеры, связанные с именем</w:t>
-      </w:r>
-      <w:r>
-        <w:rPr>
-          <w:rFonts w:ascii="Times New Roman" w:hAnsi="Times New Roman" w:cs="Times New Roman"/>
-          <w:sz w:val="24"/>
-          <w:szCs w:val="24"/>
-        </w:rPr>
-        <w:br/>
-      </w:r>
-      <w:r>
-        <w:rPr>
-          <w:rFonts w:ascii="Times New Roman" w:hAnsi="Times New Roman" w:cs="Times New Roman"/>
-          <w:sz w:val="24"/>
-          <w:szCs w:val="24"/>
-        </w:rPr>
-        <w:t>Ч</w:t>
-      </w:r>
-      <w:r>
-        <w:rPr>
-          <w:rFonts w:ascii="Times New Roman" w:hAnsi="Times New Roman" w:cs="Times New Roman"/>
-          <w:sz w:val="24"/>
-          <w:szCs w:val="24"/>
-        </w:rPr>
-        <w:t>арльза</w:t>
-      </w:r>
-      <w:r>
-        <w:rPr>
-          <w:rFonts w:ascii="Times New Roman" w:hAnsi="Times New Roman" w:cs="Times New Roman"/>
-          <w:sz w:val="24"/>
-          <w:szCs w:val="24"/>
-        </w:rPr>
-        <w:t xml:space="preserve"> Камерона, — прежде всего </w:t>
-      </w:r>
-      <w:r>
-        <w:rPr>
-          <w:rFonts w:ascii="Times New Roman" w:hAnsi="Times New Roman" w:cs="Times New Roman"/>
-          <w:bCs/>
-          <w:sz w:val="24"/>
-          <w:szCs w:val="24"/>
-        </w:rPr>
-        <w:t>Столовая Камерона</w:t>
-      </w:r>
-      <w:r>
-        <w:rPr>
-          <w:rFonts w:ascii="Times New Roman" w:hAnsi="Times New Roman" w:cs="Times New Roman"/>
-          <w:sz w:val="24"/>
-          <w:szCs w:val="24"/>
-        </w:rPr>
-        <w:t xml:space="preserve"> — демонстрировали образцовый английский неоклассицизм в русском прочтении, с тонкими пропорциями, светлыми тонами и аристократической сдержанностью декора. Особое место занимали </w:t>
-      </w:r>
-      <w:r>
-        <w:rPr>
-          <w:rFonts w:ascii="Times New Roman" w:hAnsi="Times New Roman" w:cs="Times New Roman"/>
-          <w:bCs/>
-          <w:sz w:val="24"/>
-          <w:szCs w:val="24"/>
-        </w:rPr>
-        <w:t>Библиотека и кабинет Павла I</w:t>
-      </w:r>
-      <w:r>
-        <w:rPr>
-          <w:rFonts w:ascii="Times New Roman" w:hAnsi="Times New Roman" w:cs="Times New Roman"/>
-          <w:sz w:val="24"/>
-          <w:szCs w:val="24"/>
-        </w:rPr>
-        <w:t xml:space="preserve">, сохранявшие память о личности владельца и его интересах. </w:t>
-      </w:r>
-    </w:p>
-    <w:p>
-      <w:pPr>
-        <w:spacing w:after="0" w:line="360" w:lineRule="auto"/>
-        <w:ind w:firstLine="709"/>
-        <w:jc w:val="both"/>
-        <w:rPr>
-          <w:rFonts w:ascii="Times New Roman" w:hAnsi="Times New Roman" w:cs="Times New Roman"/>
-          <w:sz w:val="24"/>
-          <w:szCs w:val="24"/>
-        </w:rPr>
-      </w:pPr>
-      <w:r>
-        <w:rPr>
-          <w:rFonts w:ascii="Times New Roman" w:hAnsi="Times New Roman" w:cs="Times New Roman"/>
-          <w:sz w:val="24"/>
-          <w:szCs w:val="24"/>
-        </w:rPr>
-        <w:t xml:space="preserve">Эти помещения, запечатлённые на довоенных фотографиях, показывают продуманную организацию пространства, строгую мебель, книжные шкафы, которые формировали атмосферу интеллектуального уединения. </w:t>
-      </w:r>
-      <w:r>
-        <w:rPr>
-          <w:rFonts w:ascii="Times New Roman" w:hAnsi="Times New Roman" w:cs="Times New Roman"/>
-          <w:bCs/>
-          <w:sz w:val="24"/>
-          <w:szCs w:val="24"/>
-        </w:rPr>
-        <w:t>Кавалерский зал</w:t>
-      </w:r>
-      <w:r>
-        <w:rPr>
-          <w:rFonts w:ascii="Times New Roman" w:hAnsi="Times New Roman" w:cs="Times New Roman"/>
-          <w:sz w:val="24"/>
-          <w:szCs w:val="24"/>
-        </w:rPr>
-        <w:t xml:space="preserve">, с его масштабностью и богатством декоративной программы, служил важнейшей парадной площадкой дворца, отражая придворную </w:t>
-      </w:r>
-      <w:proofErr w:type="spellStart"/>
-      <w:r>
-        <w:rPr>
-          <w:rFonts w:ascii="Times New Roman" w:hAnsi="Times New Roman" w:cs="Times New Roman"/>
-          <w:sz w:val="24"/>
-          <w:szCs w:val="24"/>
-        </w:rPr>
-        <w:t>церемониальность</w:t>
-      </w:r>
-      <w:proofErr w:type="spellEnd"/>
-      <w:r>
-        <w:rPr>
-          <w:rFonts w:ascii="Times New Roman" w:hAnsi="Times New Roman" w:cs="Times New Roman"/>
-          <w:sz w:val="24"/>
-          <w:szCs w:val="24"/>
-        </w:rPr>
-        <w:t xml:space="preserve"> эпохи. Общий облик дворца, зафиксированный на довоенных видах, свидетельствовал о высокой степени сохранности архитектурных форм и штукатурной отделки. В композицию ансамбля были органично включены и мемориальные сооружения: </w:t>
-      </w:r>
-      <w:r>
-        <w:rPr>
-          <w:rFonts w:ascii="Times New Roman" w:hAnsi="Times New Roman" w:cs="Times New Roman"/>
-          <w:bCs/>
-          <w:sz w:val="24"/>
-          <w:szCs w:val="24"/>
-        </w:rPr>
-        <w:t>Мавзолей Павла I</w:t>
-      </w:r>
-      <w:r>
-        <w:rPr>
-          <w:rFonts w:ascii="Times New Roman" w:hAnsi="Times New Roman" w:cs="Times New Roman"/>
-          <w:sz w:val="24"/>
-          <w:szCs w:val="24"/>
-        </w:rPr>
-        <w:t xml:space="preserve"> в парковой части ансамбля подчеркивал идею династической памяти, а </w:t>
-      </w:r>
-      <w:r>
-        <w:rPr>
-          <w:rFonts w:ascii="Times New Roman" w:hAnsi="Times New Roman" w:cs="Times New Roman"/>
-          <w:bCs/>
-          <w:sz w:val="24"/>
-          <w:szCs w:val="24"/>
-        </w:rPr>
-        <w:t>памятник великой княжне Александре Павловне</w:t>
-      </w:r>
-      <w:r>
-        <w:rPr>
-          <w:rFonts w:ascii="Times New Roman" w:hAnsi="Times New Roman" w:cs="Times New Roman"/>
-          <w:sz w:val="24"/>
-          <w:szCs w:val="24"/>
-        </w:rPr>
-        <w:t xml:space="preserve"> становился частью эмоционального и исторического нарратива, связанного с </w:t>
-      </w:r>
-      <w:r>
-        <w:rPr>
-          <w:rFonts w:ascii="Times New Roman" w:hAnsi="Times New Roman" w:cs="Times New Roman"/>
-          <w:sz w:val="24"/>
-          <w:szCs w:val="24"/>
-        </w:rPr>
-        <w:lastRenderedPageBreak/>
-        <w:t>судьбами членов императорской семьи. Таким был Павловск накануне войны — завершённый, выверенный, гармоничный ансамбль, где дворец, интерьеры, парк и памятники образовывали единый художественно-исторический комплекс.</w:t>
-      </w:r>
-    </w:p>
-    <w:p>
-      <w:pPr>
-        <w:spacing w:after="0" w:line="360" w:lineRule="auto"/>
-        <w:ind w:firstLine="709"/>
         <w:jc w:val="both"/>
         <w:rPr>
           <w:rFonts w:ascii="Times New Roman" w:hAnsi="Times New Roman" w:cs="Times New Roman"/>

--- a/Unsorted/Павловск/до войны/1. Павловск до войны.docx
+++ b/Unsorted/Павловск/до войны/1. Павловск до войны.docx
@@ -73,7 +73,23 @@
           <w:sz w:val="24"/>
           <w:szCs w:val="24"/>
         </w:rPr>
-        <w:t xml:space="preserve">Павловский дворец, созданный </w:t>
+        <w:t>Павловский дворец, созданный</w:t>
+      </w:r>
+      <w:r>
+        <w:rPr>
+          <w:rFonts w:ascii="Times New Roman" w:hAnsi="Times New Roman" w:cs="Times New Roman"/>
+          <w:sz w:val="24"/>
+          <w:szCs w:val="24"/>
+        </w:rPr>
+        <w:t xml:space="preserve"> по проекту Чарльза Камерона</w:t>
+      </w:r>
+      <w:r>
+        <w:rPr>
+          <w:rFonts w:ascii="Times New Roman" w:hAnsi="Times New Roman" w:cs="Times New Roman"/>
+          <w:sz w:val="24"/>
+          <w:szCs w:val="24"/>
+        </w:rPr>
+        <w:t xml:space="preserve"> </w:t>
       </w:r>
       <w:r>
         <w:rPr>
@@ -169,7 +185,23 @@
           <w:sz w:val="24"/>
           <w:szCs w:val="24"/>
         </w:rPr>
-        <w:t xml:space="preserve">дворца составляли парадные залы и анфилады, отражающие разные этапы формирования ансамбля. </w:t>
+        <w:t>дворца составляли парадные залы и анфилады, отражающие разные этапы формирования ансамбля</w:t>
+      </w:r>
+      <w:r>
+        <w:rPr>
+          <w:rFonts w:ascii="Times New Roman" w:hAnsi="Times New Roman" w:cs="Times New Roman"/>
+          <w:sz w:val="24"/>
+          <w:szCs w:val="24"/>
+        </w:rPr>
+        <w:t>:</w:t>
+      </w:r>
+      <w:r>
+        <w:rPr>
+          <w:rFonts w:ascii="Times New Roman" w:hAnsi="Times New Roman" w:cs="Times New Roman"/>
+          <w:sz w:val="24"/>
+          <w:szCs w:val="24"/>
+        </w:rPr>
+        <w:t xml:space="preserve"> </w:t>
       </w:r>
       <w:r>
         <w:rPr>
@@ -210,7 +242,7 @@
           <w:sz w:val="24"/>
           <w:szCs w:val="24"/>
         </w:rPr>
-        <w:t>г</w:t>
+        <w:t>Г</w:t>
       </w:r>
       <w:r>
         <w:rPr>
@@ -412,33 +444,191 @@
           <w:sz w:val="24"/>
           <w:szCs w:val="24"/>
         </w:rPr>
-        <w:t xml:space="preserve">не менее значимая часть ансамбля, чем сам дворец. Проектировал роскошный сад Камерон, а над ландшафтами работали </w:t>
-      </w:r>
-      <w:proofErr w:type="spellStart"/>
-      <w:r>
-        <w:rPr>
-          <w:rFonts w:ascii="Times New Roman" w:hAnsi="Times New Roman" w:cs="Times New Roman"/>
-          <w:sz w:val="24"/>
-          <w:szCs w:val="24"/>
-        </w:rPr>
-        <w:t>Гонзага</w:t>
-      </w:r>
-      <w:proofErr w:type="spellEnd"/>
-      <w:r>
-        <w:rPr>
-          <w:rFonts w:ascii="Times New Roman" w:hAnsi="Times New Roman" w:cs="Times New Roman"/>
-          <w:sz w:val="24"/>
-          <w:szCs w:val="24"/>
-        </w:rPr>
-        <w:t>, Бренна и А.</w:t>
-      </w:r>
-      <w:r>
-        <w:rPr>
-          <w:rFonts w:ascii="Times New Roman" w:hAnsi="Times New Roman" w:cs="Times New Roman"/>
-          <w:sz w:val="24"/>
-          <w:szCs w:val="24"/>
-        </w:rPr>
-        <w:t xml:space="preserve"> Воронихин. Территория разделена на семь участков-районов, различных по настроению и композиции. В каждом есть свои парковые объекты: изящные каменные мосты, тенистые аллеи, беседки и памятники. </w:t>
+        <w:t>занимает</w:t>
+      </w:r>
+      <w:r>
+        <w:rPr>
+          <w:rFonts w:ascii="Times New Roman" w:hAnsi="Times New Roman" w:cs="Times New Roman"/>
+          <w:sz w:val="24"/>
+          <w:szCs w:val="24"/>
+        </w:rPr>
+        <w:t xml:space="preserve"> значим</w:t>
+      </w:r>
+      <w:r>
+        <w:rPr>
+          <w:rFonts w:ascii="Times New Roman" w:hAnsi="Times New Roman" w:cs="Times New Roman"/>
+          <w:sz w:val="24"/>
+          <w:szCs w:val="24"/>
+        </w:rPr>
+        <w:t>ую</w:t>
+      </w:r>
+      <w:r>
+        <w:rPr>
+          <w:rFonts w:ascii="Times New Roman" w:hAnsi="Times New Roman" w:cs="Times New Roman"/>
+          <w:sz w:val="24"/>
+          <w:szCs w:val="24"/>
+        </w:rPr>
+        <w:t xml:space="preserve"> часть </w:t>
+      </w:r>
+      <w:r>
+        <w:rPr>
+          <w:rFonts w:ascii="Times New Roman" w:hAnsi="Times New Roman" w:cs="Times New Roman"/>
+          <w:sz w:val="24"/>
+          <w:szCs w:val="24"/>
+        </w:rPr>
+        <w:t xml:space="preserve">архитектурного </w:t>
+      </w:r>
+      <w:r>
+        <w:rPr>
+          <w:rFonts w:ascii="Times New Roman" w:hAnsi="Times New Roman" w:cs="Times New Roman"/>
+          <w:sz w:val="24"/>
+          <w:szCs w:val="24"/>
+        </w:rPr>
+        <w:t>ансамбля</w:t>
+      </w:r>
+      <w:r>
+        <w:rPr>
+          <w:rFonts w:ascii="Times New Roman" w:hAnsi="Times New Roman" w:cs="Times New Roman"/>
+          <w:sz w:val="24"/>
+          <w:szCs w:val="24"/>
+        </w:rPr>
+        <w:t>.</w:t>
+      </w:r>
+      <w:r>
+        <w:rPr>
+          <w:rFonts w:ascii="Times New Roman" w:hAnsi="Times New Roman" w:cs="Times New Roman"/>
+          <w:sz w:val="24"/>
+          <w:szCs w:val="24"/>
+        </w:rPr>
+        <w:t xml:space="preserve"> Проектировал роскошный сад </w:t>
+      </w:r>
+      <w:r>
+        <w:rPr>
+          <w:rFonts w:ascii="Times New Roman" w:hAnsi="Times New Roman" w:cs="Times New Roman"/>
+          <w:sz w:val="24"/>
+          <w:szCs w:val="24"/>
+        </w:rPr>
+        <w:t xml:space="preserve">парка Ч. </w:t>
+      </w:r>
+      <w:r>
+        <w:rPr>
+          <w:rFonts w:ascii="Times New Roman" w:hAnsi="Times New Roman" w:cs="Times New Roman"/>
+          <w:sz w:val="24"/>
+          <w:szCs w:val="24"/>
+        </w:rPr>
+        <w:t xml:space="preserve">Камерон, а над ландшафтами работали </w:t>
+      </w:r>
+      <w:r>
+        <w:rPr>
+          <w:rFonts w:ascii="Times New Roman" w:hAnsi="Times New Roman" w:cs="Times New Roman"/>
+          <w:sz w:val="24"/>
+          <w:szCs w:val="24"/>
+        </w:rPr>
+        <w:t xml:space="preserve">П. </w:t>
+      </w:r>
+      <w:r>
+        <w:rPr>
+          <w:rFonts w:ascii="Times New Roman" w:hAnsi="Times New Roman" w:cs="Times New Roman"/>
+          <w:sz w:val="24"/>
+          <w:szCs w:val="24"/>
+        </w:rPr>
+        <w:t>Гонзаг</w:t>
+      </w:r>
+      <w:r>
+        <w:rPr>
+          <w:rFonts w:ascii="Times New Roman" w:hAnsi="Times New Roman" w:cs="Times New Roman"/>
+          <w:sz w:val="24"/>
+          <w:szCs w:val="24"/>
+        </w:rPr>
+        <w:t>о</w:t>
+      </w:r>
+      <w:r>
+        <w:rPr>
+          <w:rFonts w:ascii="Times New Roman" w:hAnsi="Times New Roman" w:cs="Times New Roman"/>
+          <w:sz w:val="24"/>
+          <w:szCs w:val="24"/>
+        </w:rPr>
+        <w:t xml:space="preserve">, </w:t>
+      </w:r>
+      <w:r>
+        <w:rPr>
+          <w:rFonts w:ascii="Times New Roman" w:hAnsi="Times New Roman" w:cs="Times New Roman"/>
+          <w:sz w:val="24"/>
+          <w:szCs w:val="24"/>
+        </w:rPr>
+        <w:t>В. Бренна</w:t>
+      </w:r>
+      <w:r>
+        <w:rPr>
+          <w:rFonts w:ascii="Times New Roman" w:hAnsi="Times New Roman" w:cs="Times New Roman"/>
+          <w:sz w:val="24"/>
+          <w:szCs w:val="24"/>
+        </w:rPr>
+        <w:br/>
+      </w:r>
+      <w:r>
+        <w:rPr>
+          <w:rFonts w:ascii="Times New Roman" w:hAnsi="Times New Roman" w:cs="Times New Roman"/>
+          <w:sz w:val="24"/>
+          <w:szCs w:val="24"/>
+        </w:rPr>
+        <w:t>и А.</w:t>
+      </w:r>
+      <w:r>
+        <w:rPr>
+          <w:rFonts w:ascii="Times New Roman" w:hAnsi="Times New Roman" w:cs="Times New Roman"/>
+          <w:sz w:val="24"/>
+          <w:szCs w:val="24"/>
+        </w:rPr>
+        <w:t xml:space="preserve"> Воронихин. Территория </w:t>
+      </w:r>
+      <w:r>
+        <w:rPr>
+          <w:rFonts w:ascii="Times New Roman" w:hAnsi="Times New Roman" w:cs="Times New Roman"/>
+          <w:sz w:val="24"/>
+          <w:szCs w:val="24"/>
+        </w:rPr>
+        <w:t xml:space="preserve">парка </w:t>
+      </w:r>
+      <w:r>
+        <w:rPr>
+          <w:rFonts w:ascii="Times New Roman" w:hAnsi="Times New Roman" w:cs="Times New Roman"/>
+          <w:sz w:val="24"/>
+          <w:szCs w:val="24"/>
+        </w:rPr>
+        <w:t xml:space="preserve">разделена на семь участков-районов, различных по настроению и композиции. </w:t>
+      </w:r>
+      <w:r>
+        <w:rPr>
+          <w:rFonts w:ascii="Times New Roman" w:hAnsi="Times New Roman" w:cs="Times New Roman"/>
+          <w:sz w:val="24"/>
+          <w:szCs w:val="24"/>
+        </w:rPr>
+        <w:t>На</w:t>
+      </w:r>
+      <w:r>
+        <w:rPr>
+          <w:rFonts w:ascii="Times New Roman" w:hAnsi="Times New Roman" w:cs="Times New Roman"/>
+          <w:sz w:val="24"/>
+          <w:szCs w:val="24"/>
+        </w:rPr>
+        <w:t xml:space="preserve"> каждом </w:t>
+      </w:r>
+      <w:r>
+        <w:rPr>
+          <w:rFonts w:ascii="Times New Roman" w:hAnsi="Times New Roman" w:cs="Times New Roman"/>
+          <w:sz w:val="24"/>
+          <w:szCs w:val="24"/>
+        </w:rPr>
+        <w:t xml:space="preserve">участке </w:t>
+      </w:r>
+      <w:r>
+        <w:rPr>
+          <w:rFonts w:ascii="Times New Roman" w:hAnsi="Times New Roman" w:cs="Times New Roman"/>
+          <w:sz w:val="24"/>
+          <w:szCs w:val="24"/>
+        </w:rPr>
+        <w:t xml:space="preserve">есть свои парковые объекты: изящные каменные мосты, тенистые аллеи, беседки и памятники. </w:t>
       </w:r>
       <w:r>
         <w:rPr>
@@ -564,15 +754,15 @@
           <w:sz w:val="24"/>
           <w:szCs w:val="24"/>
         </w:rPr>
-        <w:t>во дворце-музее</w:t>
-      </w:r>
-      <w:r>
-        <w:rPr>
-          <w:rFonts w:ascii="Times New Roman" w:hAnsi="Times New Roman" w:cs="Times New Roman"/>
-          <w:sz w:val="24"/>
-          <w:szCs w:val="24"/>
-        </w:rPr>
-        <w:t xml:space="preserve"> «Павловск» </w:t>
+        <w:t>во дворце</w:t>
+      </w:r>
+      <w:r>
+        <w:rPr>
+          <w:rFonts w:ascii="Times New Roman" w:hAnsi="Times New Roman" w:cs="Times New Roman"/>
+          <w:sz w:val="24"/>
+          <w:szCs w:val="24"/>
+        </w:rPr>
+        <w:t xml:space="preserve"> </w:t>
       </w:r>
       <w:r>
         <w:rPr>
@@ -588,7 +778,39 @@
           <w:sz w:val="24"/>
           <w:szCs w:val="24"/>
         </w:rPr>
-        <w:t>из коллекций музея, проводил</w:t>
+        <w:t>из коллекци</w:t>
+      </w:r>
+      <w:r>
+        <w:rPr>
+          <w:rFonts w:ascii="Times New Roman" w:hAnsi="Times New Roman" w:cs="Times New Roman"/>
+          <w:sz w:val="24"/>
+          <w:szCs w:val="24"/>
+        </w:rPr>
+        <w:t>и</w:t>
+      </w:r>
+      <w:r>
+        <w:rPr>
+          <w:rFonts w:ascii="Times New Roman" w:hAnsi="Times New Roman" w:cs="Times New Roman"/>
+          <w:sz w:val="24"/>
+          <w:szCs w:val="24"/>
+        </w:rPr>
+        <w:t xml:space="preserve"> музея</w:t>
+      </w:r>
+      <w:r>
+        <w:rPr>
+          <w:rFonts w:ascii="Times New Roman" w:hAnsi="Times New Roman" w:cs="Times New Roman"/>
+          <w:sz w:val="24"/>
+          <w:szCs w:val="24"/>
+        </w:rPr>
+        <w:t>. В этот период в музее</w:t>
+      </w:r>
+      <w:r>
+        <w:rPr>
+          <w:rFonts w:ascii="Times New Roman" w:hAnsi="Times New Roman" w:cs="Times New Roman"/>
+          <w:sz w:val="24"/>
+          <w:szCs w:val="24"/>
+        </w:rPr>
+        <w:t xml:space="preserve"> проводил</w:t>
       </w:r>
       <w:r>
         <w:rPr>
@@ -604,7 +826,25 @@
           <w:sz w:val="24"/>
           <w:szCs w:val="24"/>
         </w:rPr>
-        <w:t xml:space="preserve"> по реставрации павильонов. Это был наиболее плодотворный период работы музея. </w:t>
+        <w:t xml:space="preserve"> по реставрации павильонов. Это был наиболее плодотворный период работы музея</w:t>
+      </w:r>
+      <w:r>
+        <w:rPr>
+          <w:rFonts w:ascii="Times New Roman" w:hAnsi="Times New Roman" w:cs="Times New Roman"/>
+          <w:sz w:val="24"/>
+          <w:szCs w:val="24"/>
+        </w:rPr>
+        <w:t xml:space="preserve"> до войны</w:t>
+      </w:r>
+      <w:bookmarkStart w:id="0" w:name="_GoBack"/>
+      <w:bookmarkEnd w:id="0"/>
+      <w:r>
+        <w:rPr>
+          <w:rFonts w:ascii="Times New Roman" w:hAnsi="Times New Roman" w:cs="Times New Roman"/>
+          <w:sz w:val="24"/>
+          <w:szCs w:val="24"/>
+        </w:rPr>
+        <w:t xml:space="preserve">. </w:t>
       </w:r>
     </w:p>
     <w:p>
@@ -656,7 +896,39 @@
           <w:sz w:val="24"/>
           <w:szCs w:val="28"/>
         </w:rPr>
-        <w:t xml:space="preserve">проводились экскурсии и лекции, планировалось начать реставрацию некоторых парковых сооружений, готовились новые художественно-исторические выставки из музейных фондов. </w:t>
+        <w:t xml:space="preserve">проводились экскурсии и лекции, </w:t>
+      </w:r>
+      <w:r>
+        <w:rPr>
+          <w:rFonts w:ascii="Times New Roman" w:hAnsi="Times New Roman" w:cs="Times New Roman"/>
+          <w:sz w:val="24"/>
+          <w:szCs w:val="28"/>
+        </w:rPr>
+        <w:t>была запланирована</w:t>
+      </w:r>
+      <w:r>
+        <w:rPr>
+          <w:rFonts w:ascii="Times New Roman" w:hAnsi="Times New Roman" w:cs="Times New Roman"/>
+          <w:sz w:val="24"/>
+          <w:szCs w:val="28"/>
+        </w:rPr>
+        <w:t xml:space="preserve"> реставраци</w:t>
+      </w:r>
+      <w:r>
+        <w:rPr>
+          <w:rFonts w:ascii="Times New Roman" w:hAnsi="Times New Roman" w:cs="Times New Roman"/>
+          <w:sz w:val="24"/>
+          <w:szCs w:val="28"/>
+        </w:rPr>
+        <w:t>я</w:t>
+      </w:r>
+      <w:r>
+        <w:rPr>
+          <w:rFonts w:ascii="Times New Roman" w:hAnsi="Times New Roman" w:cs="Times New Roman"/>
+          <w:sz w:val="24"/>
+          <w:szCs w:val="28"/>
+        </w:rPr>
+        <w:t xml:space="preserve"> парковых сооружений, готовились новые художественно-исторические выставки из музейных фондов. </w:t>
       </w:r>
     </w:p>
     <w:p>
@@ -682,8 +954,6 @@
           <w:szCs w:val="24"/>
         </w:rPr>
       </w:pPr>
-      <w:bookmarkStart w:id="0" w:name="_GoBack"/>
-      <w:bookmarkEnd w:id="0"/>
     </w:p>
     <w:p>
       <w:pPr>

--- a/Unsorted/Павловск/до войны/1. Павловск до войны.docx
+++ b/Unsorted/Павловск/до войны/1. Павловск до войны.docx
@@ -1,6 +1,6 @@
 
 <file path=word/document.xml><?xml version="1.0" encoding="utf-8"?>
-<w:document xmlns:wpc="http://schemas.microsoft.com/office/word/2010/wordprocessingCanvas" xmlns:cx="http://schemas.microsoft.com/office/drawing/2014/chartex" xmlns:cx1="http://schemas.microsoft.com/office/drawing/2015/9/8/chartex" xmlns:mc="http://schemas.openxmlformats.org/markup-compatibility/2006" xmlns:o="urn:schemas-microsoft-com:office:office" xmlns:r="http://schemas.openxmlformats.org/officeDocument/2006/relationships" xmlns:m="http://schemas.openxmlformats.org/officeDocument/2006/math" xmlns:v="urn:schemas-microsoft-com:vml" xmlns:wp14="http://schemas.microsoft.com/office/word/2010/wordprocessingDrawing" xmlns:wp="http://schemas.openxmlformats.org/drawingml/2006/wordprocessingDrawing" xmlns:w10="urn:schemas-microsoft-com:office:word" xmlns:w="http://schemas.openxmlformats.org/wordprocessingml/2006/main" xmlns:w14="http://schemas.microsoft.com/office/word/2010/wordml" xmlns:w15="http://schemas.microsoft.com/office/word/2012/wordml" xmlns:w16se="http://schemas.microsoft.com/office/word/2015/wordml/symex" xmlns:wpg="http://schemas.microsoft.com/office/word/2010/wordprocessingGroup" xmlns:wpi="http://schemas.microsoft.com/office/word/2010/wordprocessingInk" xmlns:wne="http://schemas.microsoft.com/office/word/2006/wordml" xmlns:wps="http://schemas.microsoft.com/office/word/2010/wordprocessingShape" mc:Ignorable="w14 w15 w16se wp14">
+<w:document xmlns:wpc="http://schemas.microsoft.com/office/word/2010/wordprocessingCanvas" xmlns:cx="http://schemas.microsoft.com/office/drawing/2014/chartex" xmlns:cx1="http://schemas.microsoft.com/office/drawing/2015/9/8/chartex" xmlns:cx2="http://schemas.microsoft.com/office/drawing/2015/10/21/chartex" xmlns:cx3="http://schemas.microsoft.com/office/drawing/2016/5/9/chartex" xmlns:cx4="http://schemas.microsoft.com/office/drawing/2016/5/10/chartex" xmlns:cx5="http://schemas.microsoft.com/office/drawing/2016/5/11/chartex" xmlns:cx6="http://schemas.microsoft.com/office/drawing/2016/5/12/chartex" xmlns:cx7="http://schemas.microsoft.com/office/drawing/2016/5/13/chartex" xmlns:cx8="http://schemas.microsoft.com/office/drawing/2016/5/14/chartex" xmlns:mc="http://schemas.openxmlformats.org/markup-compatibility/2006" xmlns:aink="http://schemas.microsoft.com/office/drawing/2016/ink" xmlns:am3d="http://schemas.microsoft.com/office/drawing/2017/model3d" xmlns:o="urn:schemas-microsoft-com:office:office" xmlns:oel="http://schemas.microsoft.com/office/2019/extlst" xmlns:r="http://schemas.openxmlformats.org/officeDocument/2006/relationships" xmlns:m="http://schemas.openxmlformats.org/officeDocument/2006/math" xmlns:v="urn:schemas-microsoft-com:vml" xmlns:wp14="http://schemas.microsoft.com/office/word/2010/wordprocessingDrawing" xmlns:wp="http://schemas.openxmlformats.org/drawingml/2006/wordprocessingDrawing" xmlns:w10="urn:schemas-microsoft-com:office:word" xmlns:w="http://schemas.openxmlformats.org/wordprocessingml/2006/main" xmlns:w14="http://schemas.microsoft.com/office/word/2010/wordml" xmlns:w15="http://schemas.microsoft.com/office/word/2012/wordml" xmlns:w16cex="http://schemas.microsoft.com/office/word/2018/wordml/cex" xmlns:w16cid="http://schemas.microsoft.com/office/word/2016/wordml/cid" xmlns:w16="http://schemas.microsoft.com/office/word/2018/wordml" xmlns:w16du="http://schemas.microsoft.com/office/word/2023/wordml/word16du" xmlns:w16sdtdh="http://schemas.microsoft.com/office/word/2020/wordml/sdtdatahash" xmlns:w16sdtfl="http://schemas.microsoft.com/office/word/2024/wordml/sdtformatlock" xmlns:w16se="http://schemas.microsoft.com/office/word/2015/wordml/symex" xmlns:wpg="http://schemas.microsoft.com/office/word/2010/wordprocessingGroup" xmlns:wpi="http://schemas.microsoft.com/office/word/2010/wordprocessingInk" xmlns:wne="http://schemas.microsoft.com/office/word/2006/wordml" xmlns:wps="http://schemas.microsoft.com/office/word/2010/wordprocessingShape" mc:Ignorable="w14 w15 w16se w16cid w16 w16cex w16sdtdh w16sdtfl w16du wp14">
   <w:body>
     <w:p>
       <w:pPr>
@@ -564,7 +564,7 @@
           <w:sz w:val="24"/>
           <w:szCs w:val="24"/>
         </w:rPr>
-        <w:br/>
+        <w:t xml:space="preserve"> </w:t>
       </w:r>
       <w:r>
         <w:rPr>
@@ -638,23 +638,13 @@
         </w:rPr>
         <w:t xml:space="preserve">В </w:t>
       </w:r>
-      <w:proofErr w:type="spellStart"/>
-      <w:r>
-        <w:rPr>
-          <w:rFonts w:ascii="Times New Roman" w:hAnsi="Times New Roman" w:cs="Times New Roman"/>
-          <w:sz w:val="24"/>
-          <w:szCs w:val="24"/>
-        </w:rPr>
-        <w:t>Придворцовом</w:t>
-      </w:r>
-      <w:proofErr w:type="spellEnd"/>
-      <w:r>
-        <w:rPr>
-          <w:rFonts w:ascii="Times New Roman" w:hAnsi="Times New Roman" w:cs="Times New Roman"/>
-          <w:sz w:val="24"/>
-          <w:szCs w:val="24"/>
-        </w:rPr>
-        <w:t xml:space="preserve"> районе расположена любимая терраса Павла I — Павильон трёх граций</w:t>
+      <w:r>
+        <w:rPr>
+          <w:rFonts w:ascii="Times New Roman" w:hAnsi="Times New Roman" w:cs="Times New Roman"/>
+          <w:sz w:val="24"/>
+          <w:szCs w:val="24"/>
+        </w:rPr>
+        <w:t>Придворцовом районе расположена любимая терраса Павла I — Павильон трёх граций</w:t>
       </w:r>
       <w:r>
         <w:rPr>
@@ -836,8 +826,6 @@
         </w:rPr>
         <w:t xml:space="preserve"> до войны</w:t>
       </w:r>
-      <w:bookmarkStart w:id="0" w:name="_GoBack"/>
-      <w:bookmarkEnd w:id="0"/>
       <w:r>
         <w:rPr>
           <w:rFonts w:ascii="Times New Roman" w:hAnsi="Times New Roman" w:cs="Times New Roman"/>
@@ -977,7 +965,7 @@
 </file>
 
 <file path=word/styles.xml><?xml version="1.0" encoding="utf-8"?>
-<w:styles xmlns:mc="http://schemas.openxmlformats.org/markup-compatibility/2006" xmlns:r="http://schemas.openxmlformats.org/officeDocument/2006/relationships" xmlns:w="http://schemas.openxmlformats.org/wordprocessingml/2006/main" xmlns:w14="http://schemas.microsoft.com/office/word/2010/wordml" xmlns:w15="http://schemas.microsoft.com/office/word/2012/wordml" xmlns:w16se="http://schemas.microsoft.com/office/word/2015/wordml/symex" mc:Ignorable="w14 w15 w16se">
+<w:styles xmlns:mc="http://schemas.openxmlformats.org/markup-compatibility/2006" xmlns:r="http://schemas.openxmlformats.org/officeDocument/2006/relationships" xmlns:w="http://schemas.openxmlformats.org/wordprocessingml/2006/main" xmlns:w14="http://schemas.microsoft.com/office/word/2010/wordml" xmlns:w15="http://schemas.microsoft.com/office/word/2012/wordml" xmlns:w16cex="http://schemas.microsoft.com/office/word/2018/wordml/cex" xmlns:w16cid="http://schemas.microsoft.com/office/word/2016/wordml/cid" xmlns:w16="http://schemas.microsoft.com/office/word/2018/wordml" xmlns:w16du="http://schemas.microsoft.com/office/word/2023/wordml/word16du" xmlns:w16sdtdh="http://schemas.microsoft.com/office/word/2020/wordml/sdtdatahash" xmlns:w16sdtfl="http://schemas.microsoft.com/office/word/2024/wordml/sdtformatlock" xmlns:w16se="http://schemas.microsoft.com/office/word/2015/wordml/symex" mc:Ignorable="w14 w15 w16se w16cid w16 w16cex w16sdtdh w16sdtfl w16du">
   <w:docDefaults>
     <w:rPrDefault>
       <w:rPr>
@@ -993,7 +981,7 @@
       </w:pPr>
     </w:pPrDefault>
   </w:docDefaults>
-  <w:latentStyles w:defLockedState="0" w:defUIPriority="99" w:defSemiHidden="0" w:defUnhideWhenUsed="0" w:defQFormat="0" w:count="371">
+  <w:latentStyles w:defLockedState="0" w:defUIPriority="99" w:defSemiHidden="0" w:defUnhideWhenUsed="0" w:defQFormat="0" w:count="376">
     <w:lsdException w:name="Normal" w:uiPriority="0" w:qFormat="1"/>
     <w:lsdException w:name="heading 1" w:uiPriority="9" w:qFormat="1"/>
     <w:lsdException w:name="heading 2" w:semiHidden="1" w:uiPriority="9" w:unhideWhenUsed="1" w:qFormat="1"/>
@@ -1365,6 +1353,11 @@
     <w:lsdException w:name="List Table 5 Dark Accent 6" w:uiPriority="50"/>
     <w:lsdException w:name="List Table 6 Colorful Accent 6" w:uiPriority="51"/>
     <w:lsdException w:name="List Table 7 Colorful Accent 6" w:uiPriority="52"/>
+    <w:lsdException w:name="Mention" w:semiHidden="1" w:unhideWhenUsed="1"/>
+    <w:lsdException w:name="Smart Hyperlink" w:semiHidden="1" w:unhideWhenUsed="1"/>
+    <w:lsdException w:name="Hashtag" w:semiHidden="1" w:unhideWhenUsed="1"/>
+    <w:lsdException w:name="Unresolved Mention" w:semiHidden="1" w:unhideWhenUsed="1"/>
+    <w:lsdException w:name="Smart Link" w:semiHidden="1" w:unhideWhenUsed="1"/>
   </w:latentStyles>
   <w:style w:type="paragraph" w:default="1" w:styleId="a">
     <w:name w:val="Normal"/>
